--- a/納品レポート/ホテル別レポート/変なホテル東京羽田_口コミ分析改善レポート.docx
+++ b/納品レポート/ホテル別レポート/変なホテル東京羽田_口コミ分析改善レポート.docx
@@ -81,7 +81,7 @@
           <w:sz w:val="22"/>
           <w:szCs w:val="22"/>
         </w:rPr>
-        <w:t xml:space="preserve">分析対象期間：2025年12月〜2026年3月</w:t>
+        <w:t xml:space="preserve">分析対象期間：2025年12月〜2026年4月</w:t>
       </w:r>
     </w:p>
     <w:p>
@@ -96,7 +96,7 @@
           <w:sz w:val="22"/>
           <w:szCs w:val="22"/>
         </w:rPr>
-        <w:t xml:space="preserve">レビュー総数：350件（重複除外後）</w:t>
+        <w:t xml:space="preserve">レビュー総数：164件（重複除外後）</w:t>
       </w:r>
     </w:p>
     <w:p>
@@ -111,7 +111,7 @@
           <w:sz w:val="20"/>
           <w:szCs w:val="20"/>
         </w:rPr>
-        <w:t xml:space="preserve">対象サイト：Trip.com / 楽天トラベル / じゃらん / Agoda / Booking.com / Google</w:t>
+        <w:t xml:space="preserve">対象サイト：Trip.com / じゃらん / 楽天トラベル / Agoda / Booking.com / Google</w:t>
       </w:r>
     </w:p>
     <w:p>
@@ -131,7 +131,7 @@
           <w:sz w:val="20"/>
           <w:szCs w:val="20"/>
         </w:rPr>
-        <w:t xml:space="preserve">作成日：2026年4月3日</w:t>
+        <w:t xml:space="preserve">作成日：2026年4月12日</w:t>
       </w:r>
     </w:p>
     <w:p>
@@ -189,7 +189,7 @@
           <w:sz w:val="21"/>
           <w:szCs w:val="21"/>
         </w:rPr>
-        <w:t xml:space="preserve">2025年12月〜2026年3月に各OTAサイト・口コミサイトに投稿された350件のレビューを包括的に分析しました。以下が主要な発見事項です。</w:t>
+        <w:t xml:space="preserve">2025年12月〜2026年4月に各OTAサイト・口コミサイトに投稿された164件のレビューを包括的に分析しました。以下が主要な発見事項です。</w:t>
       </w:r>
     </w:p>
     <w:p>
@@ -261,7 +261,7 @@
                 <w:sz w:val="36"/>
                 <w:szCs w:val="36"/>
               </w:rPr>
-              <w:t xml:space="preserve">8.31</w:t>
+              <w:t xml:space="preserve">8.35</w:t>
             </w:r>
           </w:p>
         </w:tc>
@@ -310,7 +310,7 @@
                 <w:sz w:val="36"/>
                 <w:szCs w:val="36"/>
               </w:rPr>
-              <w:t xml:space="preserve">76.6%</w:t>
+              <w:t xml:space="preserve">76.8%</w:t>
             </w:r>
           </w:p>
         </w:tc>
@@ -359,7 +359,7 @@
                 <w:sz w:val="36"/>
                 <w:szCs w:val="36"/>
               </w:rPr>
-              <w:t xml:space="preserve">3.1%</w:t>
+              <w:t xml:space="preserve">4.3%</w:t>
             </w:r>
           </w:p>
         </w:tc>
@@ -408,7 +408,7 @@
                 <w:sz w:val="36"/>
                 <w:szCs w:val="36"/>
               </w:rPr>
-              <w:t xml:space="preserve">350件</w:t>
+              <w:t xml:space="preserve">164件</w:t>
             </w:r>
           </w:p>
         </w:tc>
@@ -448,7 +448,7 @@
           <w:sz w:val="21"/>
           <w:szCs w:val="21"/>
         </w:rPr>
-        <w:t xml:space="preserve">変なホテル東京羽田の総合評価は10点換算で8.31点となり、高評価率は76.6%です。概ね良好な評価を受けており、部屋・設備への好評が多く見られます。</w:t>
+        <w:t xml:space="preserve">変なホテル東京羽田の総合評価は10点換算で8.35点となり、高評価率は76.8%です。概ね良好な評価を受けており、部屋・設備への好評が多く見られます。</w:t>
       </w:r>
     </w:p>
     <w:p>
@@ -542,7 +542,7 @@
                 <w:sz w:val="20"/>
                 <w:szCs w:val="20"/>
               </w:rPr>
-              <w:t xml:space="preserve">部屋・設備（196件で言及）、立地・アクセス（127件で言及）、スタッフ対応（109件で言及）</w:t>
+              <w:t xml:space="preserve">部屋・設備（81件で言及）、立地・アクセス（50件で言及）、スタッフ対応（46件で言及）</w:t>
             </w:r>
           </w:p>
           <w:p>
@@ -567,7 +567,7 @@
                 <w:sz w:val="20"/>
                 <w:szCs w:val="20"/>
               </w:rPr>
-              <w:t xml:space="preserve">水回り（5件）、騒音問題（2件）、朝食品質（2件）</w:t>
+              <w:t xml:space="preserve">水回り（2件）、騒音問題（1件）、朝食品質（1件）</w:t>
             </w:r>
           </w:p>
           <w:p>
@@ -987,7 +987,7 @@
                 <w:sz w:val="20"/>
                 <w:szCs w:val="20"/>
               </w:rPr>
-              <w:t xml:space="preserve">25</w:t>
+              <w:t xml:space="preserve">9</w:t>
             </w:r>
           </w:p>
         </w:tc>
@@ -1021,7 +1021,7 @@
                 <w:sz w:val="20"/>
                 <w:szCs w:val="20"/>
               </w:rPr>
-              <w:t xml:space="preserve">9.40</w:t>
+              <w:t xml:space="preserve">9.56</w:t>
             </w:r>
           </w:p>
         </w:tc>
@@ -1089,7 +1089,7 @@
                 <w:sz w:val="20"/>
                 <w:szCs w:val="20"/>
               </w:rPr>
-              <w:t xml:space="preserve">9.40</w:t>
+              <w:t xml:space="preserve">9.56</w:t>
             </w:r>
           </w:p>
         </w:tc>
@@ -1194,7 +1194,7 @@
                 <w:sz w:val="20"/>
                 <w:szCs w:val="20"/>
               </w:rPr>
-              <w:t xml:space="preserve">楽天トラベル</w:t>
+              <w:t xml:space="preserve">じゃらん</w:t>
             </w:r>
           </w:p>
         </w:tc>
@@ -1229,7 +1229,7 @@
                 <w:sz w:val="20"/>
                 <w:szCs w:val="20"/>
               </w:rPr>
-              <w:t xml:space="preserve">42</w:t>
+              <w:t xml:space="preserve">8</w:t>
             </w:r>
           </w:p>
         </w:tc>
@@ -1264,7 +1264,7 @@
                 <w:sz w:val="20"/>
                 <w:szCs w:val="20"/>
               </w:rPr>
-              <w:t xml:space="preserve">4.29</w:t>
+              <w:t xml:space="preserve">4.38</w:t>
             </w:r>
           </w:p>
         </w:tc>
@@ -1334,7 +1334,7 @@
                 <w:sz w:val="20"/>
                 <w:szCs w:val="20"/>
               </w:rPr>
-              <w:t xml:space="preserve">8.57</w:t>
+              <w:t xml:space="preserve">8.75</w:t>
             </w:r>
           </w:p>
         </w:tc>
@@ -1440,7 +1440,7 @@
                 <w:sz w:val="20"/>
                 <w:szCs w:val="20"/>
               </w:rPr>
-              <w:t xml:space="preserve">じゃらん</w:t>
+              <w:t xml:space="preserve">楽天トラベル</w:t>
             </w:r>
           </w:p>
         </w:tc>
@@ -1474,7 +1474,7 @@
                 <w:sz w:val="20"/>
                 <w:szCs w:val="20"/>
               </w:rPr>
-              <w:t xml:space="preserve">26</w:t>
+              <w:t xml:space="preserve">19</w:t>
             </w:r>
           </w:p>
         </w:tc>
@@ -1508,7 +1508,7 @@
                 <w:sz w:val="20"/>
                 <w:szCs w:val="20"/>
               </w:rPr>
-              <w:t xml:space="preserve">4.19</w:t>
+              <w:t xml:space="preserve">4.32</w:t>
             </w:r>
           </w:p>
         </w:tc>
@@ -1576,7 +1576,7 @@
                 <w:sz w:val="20"/>
                 <w:szCs w:val="20"/>
               </w:rPr>
-              <w:t xml:space="preserve">8.38</w:t>
+              <w:t xml:space="preserve">8.63</w:t>
             </w:r>
           </w:p>
         </w:tc>
@@ -1716,7 +1716,7 @@
                 <w:sz w:val="20"/>
                 <w:szCs w:val="20"/>
               </w:rPr>
-              <w:t xml:space="preserve">40</w:t>
+              <w:t xml:space="preserve">20</w:t>
             </w:r>
           </w:p>
         </w:tc>
@@ -1751,7 +1751,7 @@
                 <w:sz w:val="20"/>
                 <w:szCs w:val="20"/>
               </w:rPr>
-              <w:t xml:space="preserve">8.20</w:t>
+              <w:t xml:space="preserve">8.40</w:t>
             </w:r>
           </w:p>
         </w:tc>
@@ -1821,7 +1821,7 @@
                 <w:sz w:val="20"/>
                 <w:szCs w:val="20"/>
               </w:rPr>
-              <w:t xml:space="preserve">8.20</w:t>
+              <w:t xml:space="preserve">8.40</w:t>
             </w:r>
           </w:p>
         </w:tc>
@@ -1856,7 +1856,7 @@
                 <w:sz w:val="20"/>
                 <w:szCs w:val="20"/>
               </w:rPr>
-              <w:t xml:space="preserve">8.0</w:t>
+              <w:t xml:space="preserve">9.0</w:t>
             </w:r>
           </w:p>
         </w:tc>
@@ -1961,7 +1961,7 @@
                 <w:sz w:val="20"/>
                 <w:szCs w:val="20"/>
               </w:rPr>
-              <w:t xml:space="preserve">151</w:t>
+              <w:t xml:space="preserve">78</w:t>
             </w:r>
           </w:p>
         </w:tc>
@@ -1995,7 +1995,7 @@
                 <w:sz w:val="20"/>
                 <w:szCs w:val="20"/>
               </w:rPr>
-              <w:t xml:space="preserve">8.15</w:t>
+              <w:t xml:space="preserve">8.23</w:t>
             </w:r>
           </w:p>
         </w:tc>
@@ -2063,7 +2063,7 @@
                 <w:sz w:val="20"/>
                 <w:szCs w:val="20"/>
               </w:rPr>
-              <w:t xml:space="preserve">8.15</w:t>
+              <w:t xml:space="preserve">8.23</w:t>
             </w:r>
           </w:p>
         </w:tc>
@@ -2203,7 +2203,7 @@
                 <w:sz w:val="20"/>
                 <w:szCs w:val="20"/>
               </w:rPr>
-              <w:t xml:space="preserve">66</w:t>
+              <w:t xml:space="preserve">30</w:t>
             </w:r>
           </w:p>
         </w:tc>
@@ -2238,7 +2238,7 @@
                 <w:sz w:val="20"/>
                 <w:szCs w:val="20"/>
               </w:rPr>
-              <w:t xml:space="preserve">4.08</w:t>
+              <w:t xml:space="preserve">4.00</w:t>
             </w:r>
           </w:p>
         </w:tc>
@@ -2308,7 +2308,7 @@
                 <w:sz w:val="20"/>
                 <w:szCs w:val="20"/>
               </w:rPr>
-              <w:t xml:space="preserve">8.15</w:t>
+              <w:t xml:space="preserve">8.00</w:t>
             </w:r>
           </w:p>
         </w:tc>
@@ -2418,7 +2418,7 @@
           <w:sz w:val="21"/>
           <w:szCs w:val="21"/>
         </w:rPr>
-        <w:t xml:space="preserve">350件のレビューにおける評価分布を10点換算で分析しました。高評価（8-10点）が268件（76.6%）を占め、低評価（1-4点）が11件（3.1%）となっています。</w:t>
+        <w:t xml:space="preserve">164件のレビューにおける評価分布を10点換算で分析しました。高評価（8-10点）が126件（76.8%）を占め、低評価（1-4点）が7件（4.3%）となっています。</w:t>
       </w:r>
     </w:p>
     <w:p>
@@ -2653,7 +2653,7 @@
                 <w:sz w:val="20"/>
                 <w:szCs w:val="20"/>
               </w:rPr>
-              <w:t xml:space="preserve">121</w:t>
+              <w:t xml:space="preserve">61</w:t>
             </w:r>
           </w:p>
         </w:tc>
@@ -2688,7 +2688,7 @@
                 <w:sz w:val="20"/>
                 <w:szCs w:val="20"/>
               </w:rPr>
-              <w:t xml:space="preserve">34.6%</w:t>
+              <w:t xml:space="preserve">37.2%</w:t>
             </w:r>
           </w:p>
         </w:tc>
@@ -2726,7 +2726,7 @@
                 <w:sz w:val="18"/>
                 <w:szCs w:val="18"/>
               </w:rPr>
-              <w:t xml:space="preserve"> 121件</w:t>
+              <w:t xml:space="preserve"> 61件</w:t>
             </w:r>
           </w:p>
         </w:tc>
@@ -2798,7 +2798,7 @@
                 <w:sz w:val="20"/>
                 <w:szCs w:val="20"/>
               </w:rPr>
-              <w:t xml:space="preserve">45</w:t>
+              <w:t xml:space="preserve">23</w:t>
             </w:r>
           </w:p>
         </w:tc>
@@ -2833,7 +2833,7 @@
                 <w:sz w:val="20"/>
                 <w:szCs w:val="20"/>
               </w:rPr>
-              <w:t xml:space="preserve">12.9%</w:t>
+              <w:t xml:space="preserve">14.0%</w:t>
             </w:r>
           </w:p>
         </w:tc>
@@ -2861,7 +2861,7 @@
                 <w:sz w:val="20"/>
                 <w:szCs w:val="20"/>
               </w:rPr>
-              <w:t xml:space="preserve">███████</w:t>
+              <w:t xml:space="preserve">████████</w:t>
             </w:r>
             <w:r>
               <w:rPr>
@@ -2870,7 +2870,7 @@
                 <w:sz w:val="18"/>
                 <w:szCs w:val="18"/>
               </w:rPr>
-              <w:t xml:space="preserve"> 45件</w:t>
+              <w:t xml:space="preserve"> 23件</w:t>
             </w:r>
           </w:p>
         </w:tc>
@@ -2942,7 +2942,7 @@
                 <w:sz w:val="20"/>
                 <w:szCs w:val="20"/>
               </w:rPr>
-              <w:t xml:space="preserve">102</w:t>
+              <w:t xml:space="preserve">42</w:t>
             </w:r>
           </w:p>
         </w:tc>
@@ -2977,7 +2977,7 @@
                 <w:sz w:val="20"/>
                 <w:szCs w:val="20"/>
               </w:rPr>
-              <w:t xml:space="preserve">29.1%</w:t>
+              <w:t xml:space="preserve">25.6%</w:t>
             </w:r>
           </w:p>
         </w:tc>
@@ -3006,7 +3006,7 @@
                 <w:sz w:val="20"/>
                 <w:szCs w:val="20"/>
               </w:rPr>
-              <w:t xml:space="preserve">█████████████████</w:t>
+              <w:t xml:space="preserve">██████████████</w:t>
             </w:r>
             <w:r>
               <w:rPr>
@@ -3015,7 +3015,7 @@
                 <w:sz w:val="18"/>
                 <w:szCs w:val="18"/>
               </w:rPr>
-              <w:t xml:space="preserve"> 102件</w:t>
+              <w:t xml:space="preserve"> 42件</w:t>
             </w:r>
           </w:p>
         </w:tc>
@@ -3087,7 +3087,7 @@
                 <w:sz w:val="20"/>
                 <w:szCs w:val="20"/>
               </w:rPr>
-              <w:t xml:space="preserve">33</w:t>
+              <w:t xml:space="preserve">16</w:t>
             </w:r>
           </w:p>
         </w:tc>
@@ -3122,7 +3122,7 @@
                 <w:sz w:val="20"/>
                 <w:szCs w:val="20"/>
               </w:rPr>
-              <w:t xml:space="preserve">9.4%</w:t>
+              <w:t xml:space="preserve">9.8%</w:t>
             </w:r>
           </w:p>
         </w:tc>
@@ -3159,7 +3159,7 @@
                 <w:sz w:val="18"/>
                 <w:szCs w:val="18"/>
               </w:rPr>
-              <w:t xml:space="preserve"> 33件</w:t>
+              <w:t xml:space="preserve"> 16件</w:t>
             </w:r>
           </w:p>
         </w:tc>
@@ -3231,7 +3231,7 @@
                 <w:sz w:val="20"/>
                 <w:szCs w:val="20"/>
               </w:rPr>
-              <w:t xml:space="preserve">29</w:t>
+              <w:t xml:space="preserve">11</w:t>
             </w:r>
           </w:p>
         </w:tc>
@@ -3266,7 +3266,7 @@
                 <w:sz w:val="20"/>
                 <w:szCs w:val="20"/>
               </w:rPr>
-              <w:t xml:space="preserve">8.3%</w:t>
+              <w:t xml:space="preserve">6.7%</w:t>
             </w:r>
           </w:p>
         </w:tc>
@@ -3295,7 +3295,7 @@
                 <w:sz w:val="20"/>
                 <w:szCs w:val="20"/>
               </w:rPr>
-              <w:t xml:space="preserve">█████</w:t>
+              <w:t xml:space="preserve">████</w:t>
             </w:r>
             <w:r>
               <w:rPr>
@@ -3304,7 +3304,7 @@
                 <w:sz w:val="18"/>
                 <w:szCs w:val="18"/>
               </w:rPr>
-              <w:t xml:space="preserve"> 29件</w:t>
+              <w:t xml:space="preserve"> 11件</w:t>
             </w:r>
           </w:p>
         </w:tc>
@@ -3376,7 +3376,7 @@
                 <w:sz w:val="20"/>
                 <w:szCs w:val="20"/>
               </w:rPr>
-              <w:t xml:space="preserve">9</w:t>
+              <w:t xml:space="preserve">4</w:t>
             </w:r>
           </w:p>
         </w:tc>
@@ -3411,7 +3411,7 @@
                 <w:sz w:val="20"/>
                 <w:szCs w:val="20"/>
               </w:rPr>
-              <w:t xml:space="preserve">2.6%</w:t>
+              <w:t xml:space="preserve">2.4%</w:t>
             </w:r>
           </w:p>
         </w:tc>
@@ -3448,7 +3448,7 @@
                 <w:sz w:val="18"/>
                 <w:szCs w:val="18"/>
               </w:rPr>
-              <w:t xml:space="preserve"> 9件</w:t>
+              <w:t xml:space="preserve"> 4件</w:t>
             </w:r>
           </w:p>
         </w:tc>
@@ -3555,7 +3555,7 @@
                 <w:sz w:val="20"/>
                 <w:szCs w:val="20"/>
               </w:rPr>
-              <w:t xml:space="preserve">0.6%</w:t>
+              <w:t xml:space="preserve">1.2%</w:t>
             </w:r>
           </w:p>
         </w:tc>
@@ -3665,7 +3665,7 @@
                 <w:sz w:val="20"/>
                 <w:szCs w:val="20"/>
               </w:rPr>
-              <w:t xml:space="preserve">2</w:t>
+              <w:t xml:space="preserve">1</w:t>
             </w:r>
           </w:p>
         </w:tc>
@@ -3737,7 +3737,7 @@
                 <w:sz w:val="18"/>
                 <w:szCs w:val="18"/>
               </w:rPr>
-              <w:t xml:space="preserve"> 2件</w:t>
+              <w:t xml:space="preserve"> 1件</w:t>
             </w:r>
           </w:p>
         </w:tc>
@@ -3809,7 +3809,7 @@
                 <w:sz w:val="20"/>
                 <w:szCs w:val="20"/>
               </w:rPr>
-              <w:t xml:space="preserve">7</w:t>
+              <w:t xml:space="preserve">4</w:t>
             </w:r>
           </w:p>
         </w:tc>
@@ -3844,7 +3844,7 @@
                 <w:sz w:val="20"/>
                 <w:szCs w:val="20"/>
               </w:rPr>
-              <w:t xml:space="preserve">2.0%</w:t>
+              <w:t xml:space="preserve">2.4%</w:t>
             </w:r>
           </w:p>
         </w:tc>
@@ -3882,7 +3882,7 @@
                 <w:sz w:val="18"/>
                 <w:szCs w:val="18"/>
               </w:rPr>
-              <w:t xml:space="preserve"> 7件</w:t>
+              <w:t xml:space="preserve"> 4件</w:t>
             </w:r>
           </w:p>
         </w:tc>
@@ -3958,7 +3958,7 @@
                 <w:sz w:val="24"/>
                 <w:szCs w:val="24"/>
               </w:rPr>
-              <w:t xml:space="preserve">268件（76.6%）</w:t>
+              <w:t xml:space="preserve">126件（76.8%）</w:t>
             </w:r>
           </w:p>
         </w:tc>
@@ -4009,7 +4009,7 @@
                 <w:sz w:val="24"/>
                 <w:szCs w:val="24"/>
               </w:rPr>
-              <w:t xml:space="preserve">71件（20.3%）</w:t>
+              <w:t xml:space="preserve">31件（18.9%）</w:t>
             </w:r>
           </w:p>
         </w:tc>
@@ -4060,7 +4060,7 @@
                 <w:sz w:val="24"/>
                 <w:szCs w:val="24"/>
               </w:rPr>
-              <w:t xml:space="preserve">11件（3.1%）</w:t>
+              <w:t xml:space="preserve">7件（4.3%）</w:t>
             </w:r>
           </w:p>
         </w:tc>
@@ -4299,7 +4299,7 @@
                 <w:sz w:val="20"/>
                 <w:szCs w:val="20"/>
               </w:rPr>
-              <w:t xml:space="preserve">196件</w:t>
+              <w:t xml:space="preserve">81件</w:t>
             </w:r>
           </w:p>
         </w:tc>
@@ -4404,7 +4404,7 @@
                 <w:sz w:val="20"/>
                 <w:szCs w:val="20"/>
               </w:rPr>
-              <w:t xml:space="preserve">127件</w:t>
+              <w:t xml:space="preserve">50件</w:t>
             </w:r>
           </w:p>
         </w:tc>
@@ -4510,7 +4510,7 @@
                 <w:sz w:val="20"/>
                 <w:szCs w:val="20"/>
               </w:rPr>
-              <w:t xml:space="preserve">109件</w:t>
+              <w:t xml:space="preserve">46件</w:t>
             </w:r>
           </w:p>
         </w:tc>
@@ -4615,7 +4615,7 @@
                 <w:sz w:val="20"/>
                 <w:szCs w:val="20"/>
               </w:rPr>
-              <w:t xml:space="preserve">89件</w:t>
+              <w:t xml:space="preserve">43件</w:t>
             </w:r>
           </w:p>
         </w:tc>
@@ -4721,7 +4721,7 @@
                 <w:sz w:val="20"/>
                 <w:szCs w:val="20"/>
               </w:rPr>
-              <w:t xml:space="preserve">40件</w:t>
+              <w:t xml:space="preserve">20件</w:t>
             </w:r>
           </w:p>
         </w:tc>
@@ -4826,7 +4826,7 @@
                 <w:sz w:val="20"/>
                 <w:szCs w:val="20"/>
               </w:rPr>
-              <w:t xml:space="preserve">38件</w:t>
+              <w:t xml:space="preserve">13件</w:t>
             </w:r>
           </w:p>
         </w:tc>
@@ -4900,7 +4900,7 @@
           <w:sz w:val="21"/>
           <w:szCs w:val="21"/>
         </w:rPr>
-        <w:t xml:space="preserve">変なホテル東京羽田の最大の強みは「部屋・設備」です。350件のレビュー中196件でこのテーマへの言及が確認されました。</w:t>
+        <w:t xml:space="preserve">変なホテル東京羽田の最大の強みは「部屋・設備」です。164件のレビュー中81件でこのテーマへの言及が確認されました。</w:t>
       </w:r>
     </w:p>
     <w:p>
@@ -5013,7 +5013,7 @@
           <w:sz w:val="21"/>
           <w:szCs w:val="21"/>
         </w:rPr>
-        <w:t xml:space="preserve">「立地・アクセス」も127件のレビューで高く評価されており、変なホテル東京羽田の重要な差別化要因となっています。</w:t>
+        <w:t xml:space="preserve">「立地・アクセス」も50件のレビューで高く評価されており、変なホテル東京羽田の重要な差別化要因となっています。</w:t>
       </w:r>
     </w:p>
     <w:p>
@@ -5246,145 +5246,6 @@
                 <w:rFonts w:ascii="Arial" w:cs="Arial" w:eastAsia="Arial" w:hAnsi="Arial"/>
                 <w:b/>
                 <w:bCs/>
-                <w:color w:val="C0392B"/>
-                <w:sz w:val="22"/>
-                <w:szCs w:val="22"/>
-              </w:rPr>
-              <w:t xml:space="preserve">S</w:t>
-            </w:r>
-          </w:p>
-        </w:tc>
-        <w:tc>
-          <w:tcPr>
-            <w:tcW w:type="dxa" w:w="2200"/>
-            <w:tcBorders>
-              <w:top w:val="single" w:color="CCCCCC" w:sz="1"/>
-              <w:left w:val="single" w:color="CCCCCC" w:sz="1"/>
-              <w:bottom w:val="single" w:color="CCCCCC" w:sz="1"/>
-              <w:right w:val="single" w:color="CCCCCC" w:sz="1"/>
-            </w:tcBorders>
-            <w:tcMar>
-              <w:top w:type="dxa" w:w="80"/>
-              <w:left w:type="dxa" w:w="120"/>
-              <w:bottom w:type="dxa" w:w="80"/>
-              <w:right w:type="dxa" w:w="120"/>
-            </w:tcMar>
-            <w:vAlign w:val="center"/>
-          </w:tcPr>
-          <w:p>
-            <w:pPr>
-              <w:jc w:val="left"/>
-            </w:pPr>
-            <w:r>
-              <w:rPr>
-                <w:rFonts w:ascii="Arial" w:cs="Arial" w:eastAsia="Arial" w:hAnsi="Arial"/>
-                <w:b/>
-                <w:bCs/>
-                <w:color w:val="333333"/>
-                <w:sz w:val="20"/>
-                <w:szCs w:val="20"/>
-              </w:rPr>
-              <w:t xml:space="preserve">水回り</w:t>
-            </w:r>
-          </w:p>
-        </w:tc>
-        <w:tc>
-          <w:tcPr>
-            <w:tcW w:type="dxa" w:w="4360"/>
-            <w:tcBorders>
-              <w:top w:val="single" w:color="CCCCCC" w:sz="1"/>
-              <w:left w:val="single" w:color="CCCCCC" w:sz="1"/>
-              <w:bottom w:val="single" w:color="CCCCCC" w:sz="1"/>
-              <w:right w:val="single" w:color="CCCCCC" w:sz="1"/>
-            </w:tcBorders>
-            <w:tcMar>
-              <w:top w:type="dxa" w:w="80"/>
-              <w:left w:type="dxa" w:w="120"/>
-              <w:bottom w:type="dxa" w:w="80"/>
-              <w:right w:type="dxa" w:w="120"/>
-            </w:tcMar>
-            <w:vAlign w:val="center"/>
-          </w:tcPr>
-          <w:p>
-            <w:pPr>
-              <w:jc w:val="left"/>
-            </w:pPr>
-            <w:r>
-              <w:rPr>
-                <w:rFonts w:ascii="Arial" w:cs="Arial" w:eastAsia="Arial" w:hAnsi="Arial"/>
-                <w:b w:val="false"/>
-                <w:bCs w:val="false"/>
-                <w:color w:val="333333"/>
-                <w:sz w:val="20"/>
-                <w:szCs w:val="20"/>
-              </w:rPr>
-              <w:t xml:space="preserve">化粧水等あればよかった。</w:t>
-            </w:r>
-          </w:p>
-        </w:tc>
-        <w:tc>
-          <w:tcPr>
-            <w:tcW w:type="dxa" w:w="2000"/>
-            <w:tcBorders>
-              <w:top w:val="single" w:color="CCCCCC" w:sz="1"/>
-              <w:left w:val="single" w:color="CCCCCC" w:sz="1"/>
-              <w:bottom w:val="single" w:color="CCCCCC" w:sz="1"/>
-              <w:right w:val="single" w:color="CCCCCC" w:sz="1"/>
-            </w:tcBorders>
-            <w:tcMar>
-              <w:top w:type="dxa" w:w="80"/>
-              <w:left w:type="dxa" w:w="120"/>
-              <w:bottom w:type="dxa" w:w="80"/>
-              <w:right w:type="dxa" w:w="120"/>
-            </w:tcMar>
-            <w:vAlign w:val="center"/>
-          </w:tcPr>
-          <w:p>
-            <w:pPr>
-              <w:jc w:val="center"/>
-            </w:pPr>
-            <w:r>
-              <w:rPr>
-                <w:rFonts w:ascii="Arial" w:cs="Arial" w:eastAsia="Arial" w:hAnsi="Arial"/>
-                <w:b w:val="false"/>
-                <w:bCs w:val="false"/>
-                <w:color w:val="333333"/>
-                <w:sz w:val="20"/>
-                <w:szCs w:val="20"/>
-              </w:rPr>
-              <w:t xml:space="preserve">影響度・5件</w:t>
-            </w:r>
-          </w:p>
-        </w:tc>
-      </w:tr>
-      <w:tr>
-        <w:tc>
-          <w:tcPr>
-            <w:tcW w:type="dxa" w:w="800"/>
-            <w:tcBorders>
-              <w:top w:val="single" w:color="CCCCCC" w:sz="1"/>
-              <w:left w:val="single" w:color="CCCCCC" w:sz="1"/>
-              <w:bottom w:val="single" w:color="CCCCCC" w:sz="1"/>
-              <w:right w:val="single" w:color="CCCCCC" w:sz="1"/>
-            </w:tcBorders>
-            <w:shd w:fill="F2F2F2" w:val="clear"/>
-            <w:tcMar>
-              <w:top w:type="dxa" w:w="80"/>
-              <w:left w:type="dxa" w:w="120"/>
-              <w:bottom w:type="dxa" w:w="80"/>
-              <w:right w:type="dxa" w:w="120"/>
-            </w:tcMar>
-            <w:vAlign w:val="center"/>
-          </w:tcPr>
-          <w:p>
-            <w:pPr>
-              <w:jc w:val="center"/>
-            </w:pPr>
-            <w:r>
-              <w:rPr>
-                <w:rFonts w:ascii="Arial" w:cs="Arial" w:eastAsia="Arial" w:hAnsi="Arial"/>
-                <w:b/>
-                <w:bCs/>
                 <w:color w:val="E67E22"/>
                 <w:sz w:val="22"/>
                 <w:szCs w:val="22"/>
@@ -5423,7 +5284,7 @@
                 <w:sz w:val="20"/>
                 <w:szCs w:val="20"/>
               </w:rPr>
-              <w:t xml:space="preserve">騒音問題</w:t>
+              <w:t xml:space="preserve">水回り</w:t>
             </w:r>
           </w:p>
         </w:tc>
@@ -5457,7 +5318,7 @@
                 <w:sz w:val="20"/>
                 <w:szCs w:val="20"/>
               </w:rPr>
-              <w:t xml:space="preserve">システムは見た目ほど単純ではなく、人間のオペレーターを使わざるを得ませんでした。ヒューマノイドを使っ</w:t>
+              <w:t xml:space="preserve">化粧水等あればよかった。</w:t>
             </w:r>
           </w:p>
         </w:tc>
@@ -5562,7 +5423,7 @@
                 <w:sz w:val="20"/>
                 <w:szCs w:val="20"/>
               </w:rPr>
-              <w:t xml:space="preserve">朝食品質</w:t>
+              <w:t xml:space="preserve">騒音問題</w:t>
             </w:r>
           </w:p>
         </w:tc>
@@ -5596,7 +5457,7 @@
                 <w:sz w:val="20"/>
                 <w:szCs w:val="20"/>
               </w:rPr>
-              <w:t xml:space="preserve">朝食は種類が限られている割に値段が高い。スパや公衆浴場はない。シャトルバスには一人につき荷物1個しか</w:t>
+              <w:t xml:space="preserve">システムは見た目ほど単純ではなく、人間のオペレーターを使わざるを得ませんでした。ヒューマノイドを使っ</w:t>
             </w:r>
           </w:p>
         </w:tc>
@@ -5630,7 +5491,7 @@
                 <w:sz w:val="20"/>
                 <w:szCs w:val="20"/>
               </w:rPr>
-              <w:t xml:space="preserve">影響度・2件</w:t>
+              <w:t xml:space="preserve">影響度・1件</w:t>
             </w:r>
           </w:p>
         </w:tc>
@@ -5701,7 +5562,7 @@
                 <w:sz w:val="20"/>
                 <w:szCs w:val="20"/>
               </w:rPr>
-              <w:t xml:space="preserve">部屋狭小感</w:t>
+              <w:t xml:space="preserve">朝食品質</w:t>
             </w:r>
           </w:p>
         </w:tc>
@@ -5735,146 +5596,7 @@
                 <w:sz w:val="20"/>
                 <w:szCs w:val="20"/>
               </w:rPr>
-              <w:t xml:space="preserve">狭い部屋スペース</w:t>
-            </w:r>
-          </w:p>
-        </w:tc>
-        <w:tc>
-          <w:tcPr>
-            <w:tcW w:type="dxa" w:w="2000"/>
-            <w:tcBorders>
-              <w:top w:val="single" w:color="CCCCCC" w:sz="1"/>
-              <w:left w:val="single" w:color="CCCCCC" w:sz="1"/>
-              <w:bottom w:val="single" w:color="CCCCCC" w:sz="1"/>
-              <w:right w:val="single" w:color="CCCCCC" w:sz="1"/>
-            </w:tcBorders>
-            <w:tcMar>
-              <w:top w:type="dxa" w:w="80"/>
-              <w:left w:type="dxa" w:w="120"/>
-              <w:bottom w:type="dxa" w:w="80"/>
-              <w:right w:type="dxa" w:w="120"/>
-            </w:tcMar>
-            <w:vAlign w:val="center"/>
-          </w:tcPr>
-          <w:p>
-            <w:pPr>
-              <w:jc w:val="center"/>
-            </w:pPr>
-            <w:r>
-              <w:rPr>
-                <w:rFonts w:ascii="Arial" w:cs="Arial" w:eastAsia="Arial" w:hAnsi="Arial"/>
-                <w:b w:val="false"/>
-                <w:bCs w:val="false"/>
-                <w:color w:val="333333"/>
-                <w:sz w:val="20"/>
-                <w:szCs w:val="20"/>
-              </w:rPr>
-              <w:t xml:space="preserve">影響度・1件</w:t>
-            </w:r>
-          </w:p>
-        </w:tc>
-      </w:tr>
-      <w:tr>
-        <w:tc>
-          <w:tcPr>
-            <w:tcW w:type="dxa" w:w="800"/>
-            <w:tcBorders>
-              <w:top w:val="single" w:color="CCCCCC" w:sz="1"/>
-              <w:left w:val="single" w:color="CCCCCC" w:sz="1"/>
-              <w:bottom w:val="single" w:color="CCCCCC" w:sz="1"/>
-              <w:right w:val="single" w:color="CCCCCC" w:sz="1"/>
-            </w:tcBorders>
-            <w:shd w:fill="F2F2F2" w:val="clear"/>
-            <w:tcMar>
-              <w:top w:type="dxa" w:w="80"/>
-              <w:left w:type="dxa" w:w="120"/>
-              <w:bottom w:type="dxa" w:w="80"/>
-              <w:right w:type="dxa" w:w="120"/>
-            </w:tcMar>
-            <w:vAlign w:val="center"/>
-          </w:tcPr>
-          <w:p>
-            <w:pPr>
-              <w:jc w:val="center"/>
-            </w:pPr>
-            <w:r>
-              <w:rPr>
-                <w:rFonts w:ascii="Arial" w:cs="Arial" w:eastAsia="Arial" w:hAnsi="Arial"/>
-                <w:b/>
-                <w:bCs/>
-                <w:color w:val="2E75B6"/>
-                <w:sz w:val="22"/>
-                <w:szCs w:val="22"/>
-              </w:rPr>
-              <w:t xml:space="preserve">B</w:t>
-            </w:r>
-          </w:p>
-        </w:tc>
-        <w:tc>
-          <w:tcPr>
-            <w:tcW w:type="dxa" w:w="2200"/>
-            <w:tcBorders>
-              <w:top w:val="single" w:color="CCCCCC" w:sz="1"/>
-              <w:left w:val="single" w:color="CCCCCC" w:sz="1"/>
-              <w:bottom w:val="single" w:color="CCCCCC" w:sz="1"/>
-              <w:right w:val="single" w:color="CCCCCC" w:sz="1"/>
-            </w:tcBorders>
-            <w:tcMar>
-              <w:top w:type="dxa" w:w="80"/>
-              <w:left w:type="dxa" w:w="120"/>
-              <w:bottom w:type="dxa" w:w="80"/>
-              <w:right w:type="dxa" w:w="120"/>
-            </w:tcMar>
-            <w:vAlign w:val="center"/>
-          </w:tcPr>
-          <w:p>
-            <w:pPr>
-              <w:jc w:val="left"/>
-            </w:pPr>
-            <w:r>
-              <w:rPr>
-                <w:rFonts w:ascii="Arial" w:cs="Arial" w:eastAsia="Arial" w:hAnsi="Arial"/>
-                <w:b/>
-                <w:bCs/>
-                <w:color w:val="333333"/>
-                <w:sz w:val="20"/>
-                <w:szCs w:val="20"/>
-              </w:rPr>
-              <w:t xml:space="preserve">清潔感</w:t>
-            </w:r>
-          </w:p>
-        </w:tc>
-        <w:tc>
-          <w:tcPr>
-            <w:tcW w:type="dxa" w:w="4360"/>
-            <w:tcBorders>
-              <w:top w:val="single" w:color="CCCCCC" w:sz="1"/>
-              <w:left w:val="single" w:color="CCCCCC" w:sz="1"/>
-              <w:bottom w:val="single" w:color="CCCCCC" w:sz="1"/>
-              <w:right w:val="single" w:color="CCCCCC" w:sz="1"/>
-            </w:tcBorders>
-            <w:tcMar>
-              <w:top w:type="dxa" w:w="80"/>
-              <w:left w:type="dxa" w:w="120"/>
-              <w:bottom w:type="dxa" w:w="80"/>
-              <w:right w:type="dxa" w:w="120"/>
-            </w:tcMar>
-            <w:vAlign w:val="center"/>
-          </w:tcPr>
-          <w:p>
-            <w:pPr>
-              <w:jc w:val="left"/>
-            </w:pPr>
-            <w:r>
-              <w:rPr>
-                <w:rFonts w:ascii="Arial" w:cs="Arial" w:eastAsia="Arial" w:hAnsi="Arial"/>
-                <w:b w:val="false"/>
-                <w:bCs w:val="false"/>
-                <w:color w:val="333333"/>
-                <w:sz w:val="20"/>
-                <w:szCs w:val="20"/>
-              </w:rPr>
-              <w:t xml:space="preserve">排水口付近の浴槽にカビが生えている</w:t>
+              <w:t xml:space="preserve">朝食は種類が限られている割に値段が高い。スパや公衆浴場はない。シャトルバスには一人につき荷物1個しか</w:t>
             </w:r>
           </w:p>
         </w:tc>
@@ -6436,104 +6158,7 @@
           <w:sz w:val="22"/>
           <w:szCs w:val="22"/>
         </w:rPr>
-        <w:t xml:space="preserve">(4) 部屋利用満足度の最大化</w:t>
-      </w:r>
-    </w:p>
-    <w:p>
-      <w:pPr>
-        <w:pStyle w:val="ListParagraph"/>
-        <w:numPr>
-          <w:ilvl w:val="0"/>
-          <w:numId w:val="2"/>
-        </w:numPr>
-        <w:spacing w:after="80" w:line="300"/>
-      </w:pPr>
-      <w:r>
-        <w:rPr>
-          <w:rFonts w:ascii="Arial" w:cs="Arial" w:eastAsia="Arial" w:hAnsi="Arial"/>
-          <w:color w:val="333333"/>
-          <w:sz w:val="21"/>
-          <w:szCs w:val="21"/>
-        </w:rPr>
-        <w:t xml:space="preserve">収納スペースの整理・最適化</w:t>
-      </w:r>
-    </w:p>
-    <w:p>
-      <w:pPr>
-        <w:pStyle w:val="ListParagraph"/>
-        <w:numPr>
-          <w:ilvl w:val="0"/>
-          <w:numId w:val="2"/>
-        </w:numPr>
-        <w:spacing w:after="80" w:line="300"/>
-      </w:pPr>
-      <w:r>
-        <w:rPr>
-          <w:rFonts w:ascii="Arial" w:cs="Arial" w:eastAsia="Arial" w:hAnsi="Arial"/>
-          <w:color w:val="333333"/>
-          <w:sz w:val="21"/>
-          <w:szCs w:val="21"/>
-        </w:rPr>
-        <w:t xml:space="preserve">荷物預かりサービスの案内強化</w:t>
-      </w:r>
-    </w:p>
-    <w:p>
-      <w:pPr>
-        <w:pStyle w:val="ListParagraph"/>
-        <w:numPr>
-          <w:ilvl w:val="0"/>
-          <w:numId w:val="2"/>
-        </w:numPr>
-        <w:spacing w:after="80" w:line="300"/>
-      </w:pPr>
-      <w:r>
-        <w:rPr>
-          <w:rFonts w:ascii="Arial" w:cs="Arial" w:eastAsia="Arial" w:hAnsi="Arial"/>
-          <w:color w:val="333333"/>
-          <w:sz w:val="21"/>
-          <w:szCs w:val="21"/>
-        </w:rPr>
-        <w:t xml:space="preserve">部屋タイプ別の使い勝手改善ガイド作成</w:t>
-      </w:r>
-    </w:p>
-    <w:p>
-      <w:pPr>
-        <w:pStyle w:val="ListParagraph"/>
-        <w:numPr>
-          <w:ilvl w:val="0"/>
-          <w:numId w:val="2"/>
-        </w:numPr>
-        <w:spacing w:after="80" w:line="300"/>
-      </w:pPr>
-      <w:r>
-        <w:rPr>
-          <w:rFonts w:ascii="Arial" w:cs="Arial" w:eastAsia="Arial" w:hAnsi="Arial"/>
-          <w:color w:val="333333"/>
-          <w:sz w:val="21"/>
-          <w:szCs w:val="21"/>
-        </w:rPr>
-        <w:t xml:space="preserve">コンパクトな部屋の魅力を訴求するOTA説明文改訂</w:t>
-      </w:r>
-    </w:p>
-    <w:p>
-      <w:pPr>
-        <w:spacing w:after="80"/>
-      </w:pPr>
-    </w:p>
-    <w:p>
-      <w:pPr>
-        <w:spacing w:after="120" w:before="200"/>
-      </w:pPr>
-      <w:r>
-        <w:rPr>
-          <w:rFonts w:ascii="Arial" w:cs="Arial" w:eastAsia="Arial" w:hAnsi="Arial"/>
-          <w:b/>
-          <w:bCs/>
-          <w:color w:val="1B3A5C"/>
-          <w:sz w:val="22"/>
-          <w:szCs w:val="22"/>
-        </w:rPr>
-        <w:t xml:space="preserve">(5) 口コミ返信率100%の実現</w:t>
+        <w:t xml:space="preserve">(4) 口コミ返信率100%の実現</w:t>
       </w:r>
     </w:p>
     <w:p>
@@ -7480,7 +7105,7 @@
                 <w:sz w:val="20"/>
                 <w:szCs w:val="20"/>
               </w:rPr>
-              <w:t xml:space="preserve">8.31点</w:t>
+              <w:t xml:space="preserve">8.35点</w:t>
             </w:r>
           </w:p>
         </w:tc>
@@ -7514,7 +7139,7 @@
                 <w:sz w:val="20"/>
                 <w:szCs w:val="20"/>
               </w:rPr>
-              <w:t xml:space="preserve">8.6点以上</w:t>
+              <w:t xml:space="preserve">8.7点以上</w:t>
             </w:r>
           </w:p>
         </w:tc>
@@ -7620,7 +7245,7 @@
                 <w:sz w:val="20"/>
                 <w:szCs w:val="20"/>
               </w:rPr>
-              <w:t xml:space="preserve">76.6%</w:t>
+              <w:t xml:space="preserve">76.8%</w:t>
             </w:r>
           </w:p>
         </w:tc>
@@ -7760,7 +7385,7 @@
                 <w:sz w:val="20"/>
                 <w:szCs w:val="20"/>
               </w:rPr>
-              <w:t xml:space="preserve">3.1%</w:t>
+              <w:t xml:space="preserve">4.3%</w:t>
             </w:r>
           </w:p>
         </w:tc>
@@ -7794,7 +7419,7 @@
                 <w:sz w:val="20"/>
                 <w:szCs w:val="20"/>
               </w:rPr>
-              <w:t xml:space="preserve">2.1%以下</w:t>
+              <w:t xml:space="preserve">3.3%以下</w:t>
             </w:r>
           </w:p>
         </w:tc>
@@ -8040,7 +7665,7 @@
                 <w:sz w:val="20"/>
                 <w:szCs w:val="20"/>
               </w:rPr>
-              <w:t xml:space="preserve">9.40/10点</w:t>
+              <w:t xml:space="preserve">9.56/10点</w:t>
             </w:r>
           </w:p>
         </w:tc>
@@ -8074,7 +7699,7 @@
                 <w:sz w:val="20"/>
                 <w:szCs w:val="20"/>
               </w:rPr>
-              <w:t xml:space="preserve">9.6/10点以上</w:t>
+              <w:t xml:space="preserve">9.8/10点以上</w:t>
             </w:r>
           </w:p>
         </w:tc>
@@ -8145,7 +7770,7 @@
                 <w:sz w:val="20"/>
                 <w:szCs w:val="20"/>
               </w:rPr>
-              <w:t xml:space="preserve">楽天トラベル評価</w:t>
+              <w:t xml:space="preserve">じゃらん評価</w:t>
             </w:r>
           </w:p>
         </w:tc>
@@ -8180,7 +7805,7 @@
                 <w:sz w:val="20"/>
                 <w:szCs w:val="20"/>
               </w:rPr>
-              <w:t xml:space="preserve">4.29/5点</w:t>
+              <w:t xml:space="preserve">4.38/5点</w:t>
             </w:r>
           </w:p>
         </w:tc>
@@ -8215,7 +7840,7 @@
                 <w:sz w:val="20"/>
                 <w:szCs w:val="20"/>
               </w:rPr>
-              <w:t xml:space="preserve">4.5/5点以上</w:t>
+              <w:t xml:space="preserve">4.6/5点以上</w:t>
             </w:r>
           </w:p>
         </w:tc>
@@ -8327,7 +7952,7 @@
                 <w:sz w:val="21"/>
                 <w:szCs w:val="21"/>
               </w:rPr>
-              <w:t xml:space="preserve">本分析では、変なホテル東京羽田の2025年12月〜2026年3月の口コミ350件を包括的に評価しました。総合評価8.31点（10点換算）、高評価率76.6%という結果から、当ホテルのサービス品質は概ね高い水準にあることが確認できます。</w:t>
+              <w:t xml:space="preserve">本分析では、変なホテル東京羽田の2025年12月〜2026年4月の口コミ164件を包括的に評価しました。総合評価8.35点（10点換算）、高評価率76.8%という結果から、当ホテルのサービス品質は概ね高い水準にあることが確認できます。</w:t>
             </w:r>
           </w:p>
           <w:p>
@@ -8369,7 +7994,7 @@
                 <w:sz w:val="21"/>
                 <w:szCs w:val="21"/>
               </w:rPr>
-              <w:t xml:space="preserve">Phase 1の即時対応施策から着実に実行し、6ヶ月以内に全体平均8.6点以上、高評価率82%以上を目指すことを推奨いたします。</w:t>
+              <w:t xml:space="preserve">Phase 1の即時対応施策から着実に実行し、6ヶ月以内に全体平均8.7点以上、高評価率82%以上を目指すことを推奨いたします。</w:t>
             </w:r>
           </w:p>
           <w:p>
